--- a/Knowledge/3-Work knowledge/1-Software Engineering/2-General Technologies/9-Databases/5-My Source/1-Intro to Databases/3-Database Management System components/5-Transaction Manager.docx
+++ b/Knowledge/3-Work knowledge/1-Software Engineering/2-General Technologies/9-Databases/5-My Source/1-Intro to Databases/3-Database Management System components/5-Transaction Manager.docx
@@ -31,6 +31,7 @@
       </w:pPr>
       <w:r>
         <w:rPr>
+          <w:rFonts w:ascii="Arial" w:hAnsi="Arial" w:eastAsia="Arial"/>
           <w:b/>
           <w:color w:val="000000"/>
           <w:sz w:val="18"/>
@@ -40,6 +41,7 @@
       </w:r>
       <w:r>
         <w:rPr>
+          <w:rFonts w:ascii="Arial" w:hAnsi="Arial" w:eastAsia="Arial"/>
           <w:color w:val="000000"/>
           <w:sz w:val="18"/>
           <w:highlight w:val="lightGray"/>
@@ -48,6 +50,7 @@
       </w:r>
       <w:r>
         <w:rPr>
+          <w:rFonts w:ascii="Arial" w:hAnsi="Arial" w:eastAsia="Arial"/>
           <w:b/>
           <w:color w:val="000000"/>
           <w:sz w:val="18"/>
@@ -57,6 +60,7 @@
       </w:r>
       <w:r>
         <w:rPr>
+          <w:rFonts w:ascii="Arial" w:hAnsi="Arial" w:eastAsia="Arial"/>
           <w:color w:val="000000"/>
           <w:sz w:val="18"/>
           <w:highlight w:val="lightGray"/>
@@ -65,6 +69,7 @@
       </w:r>
       <w:r>
         <w:rPr>
+          <w:rFonts w:ascii="Arial" w:hAnsi="Arial" w:eastAsia="Arial"/>
           <w:b/>
           <w:color w:val="000000"/>
           <w:sz w:val="18"/>
@@ -74,6 +79,7 @@
       </w:r>
       <w:r>
         <w:rPr>
+          <w:rFonts w:ascii="Arial" w:hAnsi="Arial" w:eastAsia="Arial"/>
           <w:color w:val="000000"/>
           <w:sz w:val="18"/>
           <w:highlight w:val="lightGray"/>
@@ -232,6 +238,7 @@
       </w:pPr>
       <w:r>
         <w:rPr>
+          <w:rFonts w:ascii="Arial" w:hAnsi="Arial" w:eastAsia="Arial"/>
           <w:b/>
           <w:color w:val="000000"/>
           <w:sz w:val="18"/>
@@ -241,6 +248,7 @@
       </w:r>
       <w:r>
         <w:rPr>
+          <w:rFonts w:ascii="Arial" w:hAnsi="Arial" w:eastAsia="Arial"/>
           <w:color w:val="000000"/>
           <w:sz w:val="18"/>
           <w:highlight w:val="lightGray"/>
@@ -249,6 +257,7 @@
       </w:r>
       <w:r>
         <w:rPr>
+          <w:rFonts w:ascii="Arial" w:hAnsi="Arial" w:eastAsia="Arial"/>
           <w:b/>
           <w:color w:val="000000"/>
           <w:sz w:val="18"/>
@@ -258,6 +267,7 @@
       </w:r>
       <w:r>
         <w:rPr>
+          <w:rFonts w:ascii="Arial" w:hAnsi="Arial" w:eastAsia="Arial"/>
           <w:color w:val="000000"/>
           <w:sz w:val="18"/>
           <w:highlight w:val="lightGray"/>
@@ -266,6 +276,7 @@
       </w:r>
       <w:r>
         <w:rPr>
+          <w:rFonts w:ascii="Arial" w:hAnsi="Arial" w:eastAsia="Arial"/>
           <w:b/>
           <w:color w:val="000000"/>
           <w:sz w:val="18"/>
@@ -275,6 +286,7 @@
       </w:r>
       <w:r>
         <w:rPr>
+          <w:rFonts w:ascii="Arial" w:hAnsi="Arial" w:eastAsia="Arial"/>
           <w:color w:val="000000"/>
           <w:sz w:val="18"/>
           <w:highlight w:val="lightGray"/>
@@ -558,6 +570,7 @@
       </w:pPr>
       <w:r>
         <w:rPr>
+          <w:rFonts w:ascii="Arial" w:hAnsi="Arial" w:eastAsia="Arial"/>
           <w:b/>
           <w:color w:val="000000"/>
           <w:sz w:val="18"/>
@@ -567,6 +580,7 @@
       </w:r>
       <w:r>
         <w:rPr>
+          <w:rFonts w:ascii="Arial" w:hAnsi="Arial" w:eastAsia="Arial"/>
           <w:color w:val="000000"/>
           <w:sz w:val="18"/>
           <w:highlight w:val="lightGray"/>
@@ -575,6 +589,7 @@
       </w:r>
       <w:r>
         <w:rPr>
+          <w:rFonts w:ascii="Arial" w:hAnsi="Arial" w:eastAsia="Arial"/>
           <w:b/>
           <w:color w:val="000000"/>
           <w:sz w:val="18"/>
@@ -584,6 +599,7 @@
       </w:r>
       <w:r>
         <w:rPr>
+          <w:rFonts w:ascii="Arial" w:hAnsi="Arial" w:eastAsia="Arial"/>
           <w:color w:val="000000"/>
           <w:sz w:val="18"/>
           <w:highlight w:val="lightGray"/>
@@ -592,6 +608,7 @@
       </w:r>
       <w:r>
         <w:rPr>
+          <w:rFonts w:ascii="Arial" w:hAnsi="Arial" w:eastAsia="Arial"/>
           <w:b/>
           <w:color w:val="000000"/>
           <w:sz w:val="18"/>
@@ -601,6 +618,7 @@
       </w:r>
       <w:r>
         <w:rPr>
+          <w:rFonts w:ascii="Arial" w:hAnsi="Arial" w:eastAsia="Arial"/>
           <w:color w:val="000000"/>
           <w:sz w:val="18"/>
           <w:highlight w:val="lightGray"/>
@@ -1173,6 +1191,7 @@
       </w:pPr>
       <w:r>
         <w:rPr>
+          <w:rFonts w:ascii="Arial" w:hAnsi="Arial" w:eastAsia="Arial"/>
           <w:b/>
           <w:color w:val="000000"/>
           <w:sz w:val="18"/>
@@ -1182,6 +1201,7 @@
       </w:r>
       <w:r>
         <w:rPr>
+          <w:rFonts w:ascii="Arial" w:hAnsi="Arial" w:eastAsia="Arial"/>
           <w:color w:val="000000"/>
           <w:sz w:val="18"/>
           <w:highlight w:val="lightGray"/>
@@ -1190,6 +1210,7 @@
       </w:r>
       <w:r>
         <w:rPr>
+          <w:rFonts w:ascii="Arial" w:hAnsi="Arial" w:eastAsia="Arial"/>
           <w:b/>
           <w:color w:val="000000"/>
           <w:sz w:val="18"/>
@@ -1199,6 +1220,7 @@
       </w:r>
       <w:r>
         <w:rPr>
+          <w:rFonts w:ascii="Arial" w:hAnsi="Arial" w:eastAsia="Arial"/>
           <w:color w:val="000000"/>
           <w:sz w:val="18"/>
           <w:highlight w:val="lightGray"/>
@@ -1207,6 +1229,7 @@
       </w:r>
       <w:r>
         <w:rPr>
+          <w:rFonts w:ascii="Arial" w:hAnsi="Arial" w:eastAsia="Arial"/>
           <w:b/>
           <w:color w:val="000000"/>
           <w:sz w:val="18"/>
@@ -1216,6 +1239,7 @@
       </w:r>
       <w:r>
         <w:rPr>
+          <w:rFonts w:ascii="Arial" w:hAnsi="Arial" w:eastAsia="Arial"/>
           <w:color w:val="000000"/>
           <w:sz w:val="18"/>
           <w:highlight w:val="lightGray"/>
@@ -1648,6 +1672,7 @@
       </w:pPr>
       <w:r>
         <w:rPr>
+          <w:rFonts w:ascii="Arial" w:hAnsi="Arial" w:eastAsia="Arial"/>
           <w:b/>
           <w:color w:val="000000"/>
           <w:sz w:val="18"/>
@@ -1657,6 +1682,7 @@
       </w:r>
       <w:r>
         <w:rPr>
+          <w:rFonts w:ascii="Arial" w:hAnsi="Arial" w:eastAsia="Arial"/>
           <w:color w:val="000000"/>
           <w:sz w:val="18"/>
           <w:highlight w:val="lightGray"/>
@@ -1665,6 +1691,7 @@
       </w:r>
       <w:r>
         <w:rPr>
+          <w:rFonts w:ascii="Arial" w:hAnsi="Arial" w:eastAsia="Arial"/>
           <w:b/>
           <w:color w:val="000000"/>
           <w:sz w:val="18"/>
@@ -1674,6 +1701,7 @@
       </w:r>
       <w:r>
         <w:rPr>
+          <w:rFonts w:ascii="Arial" w:hAnsi="Arial" w:eastAsia="Arial"/>
           <w:color w:val="000000"/>
           <w:sz w:val="18"/>
           <w:highlight w:val="lightGray"/>
@@ -1682,6 +1710,7 @@
       </w:r>
       <w:r>
         <w:rPr>
+          <w:rFonts w:ascii="Arial" w:hAnsi="Arial" w:eastAsia="Arial"/>
           <w:b/>
           <w:color w:val="000000"/>
           <w:sz w:val="18"/>
@@ -1691,6 +1720,7 @@
       </w:r>
       <w:r>
         <w:rPr>
+          <w:rFonts w:ascii="Arial" w:hAnsi="Arial" w:eastAsia="Arial"/>
           <w:color w:val="000000"/>
           <w:sz w:val="18"/>
           <w:highlight w:val="lightGray"/>
@@ -2091,6 +2121,7 @@
       </w:pPr>
       <w:r>
         <w:rPr>
+          <w:rFonts w:ascii="Arial" w:hAnsi="Arial" w:eastAsia="Arial"/>
           <w:b/>
           <w:color w:val="000000"/>
           <w:sz w:val="18"/>
@@ -2100,6 +2131,7 @@
       </w:r>
       <w:r>
         <w:rPr>
+          <w:rFonts w:ascii="Arial" w:hAnsi="Arial" w:eastAsia="Arial"/>
           <w:color w:val="000000"/>
           <w:sz w:val="18"/>
           <w:highlight w:val="lightGray"/>
@@ -2108,6 +2140,7 @@
       </w:r>
       <w:r>
         <w:rPr>
+          <w:rFonts w:ascii="Arial" w:hAnsi="Arial" w:eastAsia="Arial"/>
           <w:b/>
           <w:color w:val="000000"/>
           <w:sz w:val="18"/>
@@ -2117,6 +2150,7 @@
       </w:r>
       <w:r>
         <w:rPr>
+          <w:rFonts w:ascii="Arial" w:hAnsi="Arial" w:eastAsia="Arial"/>
           <w:color w:val="000000"/>
           <w:sz w:val="18"/>
           <w:highlight w:val="lightGray"/>
@@ -2125,6 +2159,7 @@
       </w:r>
       <w:r>
         <w:rPr>
+          <w:rFonts w:ascii="Arial" w:hAnsi="Arial" w:eastAsia="Arial"/>
           <w:b/>
           <w:color w:val="000000"/>
           <w:sz w:val="18"/>
@@ -2134,6 +2169,7 @@
       </w:r>
       <w:r>
         <w:rPr>
+          <w:rFonts w:ascii="Arial" w:hAnsi="Arial" w:eastAsia="Arial"/>
           <w:color w:val="000000"/>
           <w:sz w:val="18"/>
           <w:highlight w:val="lightGray"/>
@@ -2566,6 +2602,7 @@
       </w:pPr>
       <w:r>
         <w:rPr>
+          <w:rFonts w:ascii="Arial" w:hAnsi="Arial" w:eastAsia="Arial"/>
           <w:b/>
           <w:color w:val="000000"/>
           <w:sz w:val="18"/>
@@ -2575,6 +2612,7 @@
       </w:r>
       <w:r>
         <w:rPr>
+          <w:rFonts w:ascii="Arial" w:hAnsi="Arial" w:eastAsia="Arial"/>
           <w:color w:val="000000"/>
           <w:sz w:val="18"/>
           <w:highlight w:val="lightGray"/>
@@ -2583,6 +2621,7 @@
       </w:r>
       <w:r>
         <w:rPr>
+          <w:rFonts w:ascii="Arial" w:hAnsi="Arial" w:eastAsia="Arial"/>
           <w:b/>
           <w:color w:val="000000"/>
           <w:sz w:val="18"/>
@@ -2592,6 +2631,7 @@
       </w:r>
       <w:r>
         <w:rPr>
+          <w:rFonts w:ascii="Arial" w:hAnsi="Arial" w:eastAsia="Arial"/>
           <w:color w:val="000000"/>
           <w:sz w:val="18"/>
           <w:highlight w:val="lightGray"/>
@@ -2600,6 +2640,7 @@
       </w:r>
       <w:r>
         <w:rPr>
+          <w:rFonts w:ascii="Arial" w:hAnsi="Arial" w:eastAsia="Arial"/>
           <w:b/>
           <w:color w:val="000000"/>
           <w:sz w:val="18"/>
@@ -2609,6 +2650,7 @@
       </w:r>
       <w:r>
         <w:rPr>
+          <w:rFonts w:ascii="Arial" w:hAnsi="Arial" w:eastAsia="Arial"/>
           <w:color w:val="000000"/>
           <w:sz w:val="18"/>
           <w:highlight w:val="lightGray"/>
@@ -2999,6 +3041,7 @@
       </w:pPr>
       <w:r>
         <w:rPr>
+          <w:rFonts w:ascii="Arial" w:hAnsi="Arial" w:eastAsia="Arial"/>
           <w:b/>
           <w:color w:val="000000"/>
           <w:sz w:val="18"/>
@@ -3008,6 +3051,7 @@
       </w:r>
       <w:r>
         <w:rPr>
+          <w:rFonts w:ascii="Arial" w:hAnsi="Arial" w:eastAsia="Arial"/>
           <w:color w:val="000000"/>
           <w:sz w:val="18"/>
           <w:highlight w:val="lightGray"/>
@@ -3016,6 +3060,7 @@
       </w:r>
       <w:r>
         <w:rPr>
+          <w:rFonts w:ascii="Arial" w:hAnsi="Arial" w:eastAsia="Arial"/>
           <w:b/>
           <w:color w:val="000000"/>
           <w:sz w:val="18"/>
@@ -3025,6 +3070,7 @@
       </w:r>
       <w:r>
         <w:rPr>
+          <w:rFonts w:ascii="Arial" w:hAnsi="Arial" w:eastAsia="Arial"/>
           <w:color w:val="000000"/>
           <w:sz w:val="18"/>
           <w:highlight w:val="lightGray"/>
@@ -3033,6 +3079,7 @@
       </w:r>
       <w:r>
         <w:rPr>
+          <w:rFonts w:ascii="Arial" w:hAnsi="Arial" w:eastAsia="Arial"/>
           <w:b/>
           <w:color w:val="000000"/>
           <w:sz w:val="18"/>
@@ -3042,6 +3089,7 @@
       </w:r>
       <w:r>
         <w:rPr>
+          <w:rFonts w:ascii="Arial" w:hAnsi="Arial" w:eastAsia="Arial"/>
           <w:color w:val="000000"/>
           <w:sz w:val="18"/>
           <w:highlight w:val="lightGray"/>

--- a/Knowledge/3-Work knowledge/1-Software Engineering/2-General Technologies/9-Databases/5-My Source/1-Intro to Databases/3-Database Management System components/5-Transaction Manager.docx
+++ b/Knowledge/3-Work knowledge/1-Software Engineering/2-General Technologies/9-Databases/5-My Source/1-Intro to Databases/3-Database Management System components/5-Transaction Manager.docx
@@ -9,6 +9,9 @@
       <w:bookmarkStart w:id="0" w:name="_8p6akvssbh7u" w:colFirst="0" w:colLast="0"/>
       <w:bookmarkEnd w:id="0"/>
       <w:r>
+        <w:rPr>
+          <w:rFonts w:ascii="Calibri Light" w:hAnsi="Calibri Light" w:eastAsia="Calibri Light"/>
+        </w:rPr>
         <w:t>Transaction Manager</w:t>
       </w:r>
     </w:p>
@@ -22,6 +25,9 @@
       <w:bookmarkStart w:id="1" w:name="_bnruc47niy4r" w:colFirst="0" w:colLast="0"/>
       <w:bookmarkEnd w:id="1"/>
       <w:r>
+        <w:rPr>
+          <w:rFonts w:ascii="Calibri Light" w:hAnsi="Calibri Light" w:eastAsia="Calibri Light"/>
+        </w:rPr>
         <w:t>🔄 What Is a Transaction Manager in a DBMS?</w:t>
       </w:r>
     </w:p>
@@ -224,6 +230,7 @@
       <w:bookmarkEnd w:id="2"/>
       <w:r>
         <w:rPr>
+          <w:rFonts w:ascii="Calibri Light" w:hAnsi="Calibri Light" w:eastAsia="Calibri Light"/>
           <w:b/>
           <w:bCs/>
           <w:sz w:val="34"/>
@@ -549,6 +556,7 @@
       <w:bookmarkEnd w:id="3"/>
       <w:r>
         <w:rPr>
+          <w:rFonts w:ascii="Calibri Light" w:hAnsi="Calibri Light" w:eastAsia="Calibri Light"/>
           <w:b/>
           <w:bCs/>
           <w:sz w:val="34"/>
@@ -1170,6 +1178,7 @@
       <w:bookmarkEnd w:id="4"/>
       <w:r>
         <w:rPr>
+          <w:rFonts w:ascii="Calibri Light" w:hAnsi="Calibri Light" w:eastAsia="Calibri Light"/>
           <w:b/>
           <w:bCs/>
           <w:sz w:val="34"/>
@@ -1651,6 +1660,7 @@
       <w:bookmarkEnd w:id="5"/>
       <w:r>
         <w:rPr>
+          <w:rFonts w:ascii="Calibri Light" w:hAnsi="Calibri Light" w:eastAsia="Calibri Light"/>
           <w:b/>
           <w:bCs/>
           <w:sz w:val="34"/>
@@ -2100,6 +2110,7 @@
       <w:bookmarkEnd w:id="6"/>
       <w:r>
         <w:rPr>
+          <w:rFonts w:ascii="Calibri Light" w:hAnsi="Calibri Light" w:eastAsia="Calibri Light"/>
           <w:b/>
           <w:bCs/>
           <w:sz w:val="34"/>
@@ -2581,6 +2592,7 @@
       <w:bookmarkEnd w:id="7"/>
       <w:r>
         <w:rPr>
+          <w:rFonts w:ascii="Calibri Light" w:hAnsi="Calibri Light" w:eastAsia="Calibri Light"/>
           <w:b/>
           <w:bCs/>
           <w:sz w:val="34"/>
@@ -3032,6 +3044,9 @@
       <w:bookmarkStart w:id="8" w:name="_qnotq8902kxc" w:colFirst="0" w:colLast="0"/>
       <w:bookmarkEnd w:id="8"/>
       <w:r>
+        <w:rPr>
+          <w:rFonts w:ascii="Calibri Light" w:hAnsi="Calibri Light" w:eastAsia="Calibri Light"/>
+        </w:rPr>
         <w:t>📌 Summary</w:t>
       </w:r>
     </w:p>
